--- a/INFORME TALLER SEMANA 9 SabrinaHernandez.docx
+++ b/INFORME TALLER SEMANA 9 SabrinaHernandez.docx
@@ -469,14 +469,7 @@
           <w:b/>
           <w:bCs/>
         </w:rPr>
-        <w:t>Respuesta</w:t>
-      </w:r>
-      <w:r>
-        <w:rPr>
-          <w:b/>
-          <w:bCs/>
-        </w:rPr>
-        <w:t xml:space="preserve"> 1:</w:t>
+        <w:t>Respuesta 1:</w:t>
       </w:r>
     </w:p>
     <w:p>
@@ -508,14 +501,7 @@
           <w:b/>
           <w:bCs/>
         </w:rPr>
-        <w:t>Respuesta</w:t>
-      </w:r>
-      <w:r>
-        <w:rPr>
-          <w:b/>
-          <w:bCs/>
-        </w:rPr>
-        <w:t xml:space="preserve"> 2:</w:t>
+        <w:t>Respuesta 2:</w:t>
       </w:r>
     </w:p>
     <w:p>
@@ -579,14 +565,7 @@
           <w:b/>
           <w:bCs/>
         </w:rPr>
-        <w:t>Respuesta</w:t>
-      </w:r>
-      <w:r>
-        <w:rPr>
-          <w:b/>
-          <w:bCs/>
-        </w:rPr>
-        <w:t xml:space="preserve"> 3:</w:t>
+        <w:t>Respuesta 3:</w:t>
       </w:r>
     </w:p>
     <w:p>
@@ -634,14 +613,7 @@
           <w:b/>
           <w:bCs/>
         </w:rPr>
-        <w:t>Respuesta</w:t>
-      </w:r>
-      <w:r>
-        <w:rPr>
-          <w:b/>
-          <w:bCs/>
-        </w:rPr>
-        <w:t xml:space="preserve"> 4:</w:t>
+        <w:t>Respuesta 4:</w:t>
       </w:r>
     </w:p>
     <w:p>
@@ -681,14 +653,7 @@
           <w:b/>
           <w:bCs/>
         </w:rPr>
-        <w:t>Respuesta</w:t>
-      </w:r>
-      <w:r>
-        <w:rPr>
-          <w:b/>
-          <w:bCs/>
-        </w:rPr>
-        <w:t xml:space="preserve"> 5:</w:t>
+        <w:t>Respuesta 5:</w:t>
       </w:r>
     </w:p>
     <w:p>
@@ -748,14 +713,15 @@
           <w:b/>
           <w:bCs/>
         </w:rPr>
-        <w:t>Respuesta</w:t>
-      </w:r>
-      <w:r>
-        <w:rPr>
-          <w:b/>
-          <w:bCs/>
-        </w:rPr>
-        <w:t xml:space="preserve"> 6:</w:t>
+        <w:t>Respuesta 6</w:t>
+      </w:r>
+      <w:proofErr w:type="gramStart"/>
+      <w:r>
+        <w:rPr>
+          <w:b/>
+          <w:bCs/>
+        </w:rPr>
+        <w:t>:</w:t>
       </w:r>
       <w:r>
         <w:rPr>
@@ -769,17 +735,25 @@
           <w:b/>
           <w:bCs/>
         </w:rPr>
-        <w:t xml:space="preserve">: </w:t>
+        <w:t>:</w:t>
+      </w:r>
+      <w:proofErr w:type="gramEnd"/>
+      <w:r>
+        <w:rPr>
+          <w:b/>
+          <w:bCs/>
+        </w:rPr>
+        <w:t xml:space="preserve"> </w:t>
       </w:r>
       <w:r>
         <w:t>E</w:t>
       </w:r>
       <w:r>
-        <w:t>l g</w:t>
-      </w:r>
-      <w:proofErr w:type="spellStart"/>
-      <w:r>
-        <w:t>et</w:t>
+        <w:t xml:space="preserve">l </w:t>
+      </w:r>
+      <w:proofErr w:type="spellStart"/>
+      <w:r>
+        <w:t>get</w:t>
       </w:r>
       <w:proofErr w:type="spellEnd"/>
       <w:r>
@@ -859,812 +833,1036 @@
       </w:r>
       <w:proofErr w:type="spellEnd"/>
       <w:r>
+        <w:t xml:space="preserve"> function </w:t>
+      </w:r>
+      <w:proofErr w:type="spellStart"/>
+      <w:proofErr w:type="gramStart"/>
+      <w:r>
+        <w:t>interaccionesPorAsesor</w:t>
+      </w:r>
+      <w:proofErr w:type="spellEnd"/>
+      <w:r>
+        <w:t>(</w:t>
+      </w:r>
+      <w:proofErr w:type="gramEnd"/>
+      <w:r>
+        <w:t>)</w:t>
+      </w:r>
+    </w:p>
+    <w:p>
+      <w:pPr>
+        <w:spacing w:after="0"/>
+      </w:pPr>
+      <w:r>
+        <w:t xml:space="preserve">    {</w:t>
+      </w:r>
+    </w:p>
+    <w:p>
+      <w:pPr>
+        <w:spacing w:after="0"/>
+      </w:pPr>
+      <w:r>
+        <w:t xml:space="preserve">        // Saco los datos de los asesores con la cantidad de interacciones</w:t>
+      </w:r>
+    </w:p>
+    <w:p>
+      <w:pPr>
+        <w:spacing w:after="0"/>
+      </w:pPr>
+      <w:r>
+        <w:t xml:space="preserve">        $asesores = </w:t>
+      </w:r>
+      <w:proofErr w:type="gramStart"/>
+      <w:r>
+        <w:t>DB::</w:t>
+      </w:r>
+      <w:proofErr w:type="gramEnd"/>
+      <w:r>
+        <w:t>table('</w:t>
+      </w:r>
+      <w:proofErr w:type="spellStart"/>
+      <w:r>
+        <w:t>users</w:t>
+      </w:r>
+      <w:proofErr w:type="spellEnd"/>
+      <w:r>
+        <w:t>') // ← HUECO A</w:t>
+      </w:r>
+    </w:p>
+    <w:p>
+      <w:pPr>
+        <w:spacing w:after="0"/>
+        <w:rPr>
+          <w:lang w:val="en-US"/>
+        </w:rPr>
+      </w:pPr>
+      <w:r>
+        <w:t xml:space="preserve">            </w:t>
+      </w:r>
+      <w:r>
+        <w:rPr>
+          <w:lang w:val="en-US"/>
+        </w:rPr>
+        <w:t>-&gt;</w:t>
+      </w:r>
+      <w:proofErr w:type="gramStart"/>
+      <w:r>
+        <w:rPr>
+          <w:lang w:val="en-US"/>
+        </w:rPr>
+        <w:t>select(</w:t>
+      </w:r>
+      <w:proofErr w:type="gramEnd"/>
+    </w:p>
+    <w:p>
+      <w:pPr>
+        <w:spacing w:after="0"/>
+        <w:rPr>
+          <w:lang w:val="en-US"/>
+        </w:rPr>
+      </w:pPr>
+      <w:r>
+        <w:rPr>
+          <w:lang w:val="en-US"/>
+        </w:rPr>
+        <w:t xml:space="preserve">                'users.id', 'users.name',</w:t>
+      </w:r>
+    </w:p>
+    <w:p>
+      <w:pPr>
+        <w:spacing w:after="0"/>
+      </w:pPr>
+      <w:r>
+        <w:rPr>
+          <w:lang w:val="en-US"/>
+        </w:rPr>
+        <w:t xml:space="preserve">                </w:t>
+      </w:r>
+      <w:r>
+        <w:t>// Cuenta las llamadas</w:t>
+      </w:r>
+    </w:p>
+    <w:p>
+      <w:pPr>
+        <w:spacing w:after="0"/>
+      </w:pPr>
+      <w:r>
+        <w:t xml:space="preserve">                </w:t>
+      </w:r>
+      <w:proofErr w:type="gramStart"/>
+      <w:r>
+        <w:t>DB::raw(</w:t>
+      </w:r>
+      <w:proofErr w:type="gramEnd"/>
+      <w:r>
+        <w:t>"</w:t>
+      </w:r>
+      <w:proofErr w:type="gramStart"/>
+      <w:r>
+        <w:t>COUNT(</w:t>
+      </w:r>
+      <w:proofErr w:type="gramEnd"/>
+      <w:r>
+        <w:t xml:space="preserve">CASE WHEN </w:t>
+      </w:r>
+      <w:proofErr w:type="spellStart"/>
+      <w:proofErr w:type="gramStart"/>
+      <w:r>
+        <w:t>interactions.tipo</w:t>
+      </w:r>
+      <w:proofErr w:type="gramEnd"/>
+      <w:r>
+        <w:t>_interaccion</w:t>
+      </w:r>
+      <w:proofErr w:type="spellEnd"/>
+      <w:r>
+        <w:t xml:space="preserve"> = 'Llamada' </w:t>
+      </w:r>
+    </w:p>
+    <w:p>
+      <w:pPr>
+        <w:spacing w:after="0"/>
+      </w:pPr>
+      <w:r>
+        <w:t xml:space="preserve">            THEN 1 END) AS llamadas"</w:t>
+      </w:r>
+      <w:proofErr w:type="gramStart"/>
+      <w:r>
+        <w:t xml:space="preserve">),   </w:t>
+      </w:r>
+      <w:proofErr w:type="gramEnd"/>
+      <w:r>
+        <w:t>// ← HUECO B</w:t>
+      </w:r>
+    </w:p>
+    <w:p>
+      <w:pPr>
+        <w:spacing w:after="0"/>
+      </w:pPr>
+      <w:r>
+        <w:t xml:space="preserve">                // Cuenta las visitas</w:t>
+      </w:r>
+    </w:p>
+    <w:p>
+      <w:pPr>
+        <w:spacing w:after="0"/>
+        <w:rPr>
+          <w:lang w:val="en-US"/>
+        </w:rPr>
+      </w:pPr>
+      <w:r>
+        <w:t xml:space="preserve">                </w:t>
+      </w:r>
+      <w:proofErr w:type="gramStart"/>
+      <w:r>
+        <w:rPr>
+          <w:lang w:val="en-US"/>
+        </w:rPr>
+        <w:t>DB::raw(</w:t>
+      </w:r>
+      <w:proofErr w:type="gramEnd"/>
+      <w:r>
+        <w:rPr>
+          <w:lang w:val="en-US"/>
+        </w:rPr>
+        <w:t>"</w:t>
+      </w:r>
+      <w:proofErr w:type="gramStart"/>
+      <w:r>
+        <w:rPr>
+          <w:lang w:val="en-US"/>
+        </w:rPr>
+        <w:t>COUNT(</w:t>
+      </w:r>
+      <w:proofErr w:type="gramEnd"/>
+      <w:r>
+        <w:rPr>
+          <w:lang w:val="en-US"/>
+        </w:rPr>
+        <w:t xml:space="preserve">CASE WHEN </w:t>
+      </w:r>
+      <w:proofErr w:type="spellStart"/>
+      <w:proofErr w:type="gramStart"/>
+      <w:r>
+        <w:rPr>
+          <w:lang w:val="en-US"/>
+        </w:rPr>
+        <w:t>interactions.tipo</w:t>
+      </w:r>
+      <w:proofErr w:type="gramEnd"/>
+      <w:r>
+        <w:rPr>
+          <w:lang w:val="en-US"/>
+        </w:rPr>
+        <w:t>_interaccion</w:t>
+      </w:r>
+      <w:proofErr w:type="spellEnd"/>
+      <w:r>
+        <w:rPr>
+          <w:lang w:val="en-US"/>
+        </w:rPr>
+        <w:t xml:space="preserve"> = 'Visita' </w:t>
+      </w:r>
+    </w:p>
+    <w:p>
+      <w:pPr>
+        <w:spacing w:after="0"/>
+        <w:rPr>
+          <w:lang w:val="en-US"/>
+        </w:rPr>
+      </w:pPr>
+      <w:r>
+        <w:rPr>
+          <w:lang w:val="en-US"/>
+        </w:rPr>
+        <w:t xml:space="preserve">            THEN 1 END) AS </w:t>
+      </w:r>
+      <w:proofErr w:type="spellStart"/>
+      <w:r>
+        <w:rPr>
+          <w:lang w:val="en-US"/>
+        </w:rPr>
+        <w:t>visitas</w:t>
+      </w:r>
+      <w:proofErr w:type="spellEnd"/>
+      <w:r>
+        <w:rPr>
+          <w:lang w:val="en-US"/>
+        </w:rPr>
+        <w:t>"</w:t>
+      </w:r>
+      <w:proofErr w:type="gramStart"/>
+      <w:r>
+        <w:rPr>
+          <w:lang w:val="en-US"/>
+        </w:rPr>
+        <w:t xml:space="preserve">),   </w:t>
+      </w:r>
+      <w:proofErr w:type="gramEnd"/>
+      <w:r>
+        <w:rPr>
+          <w:lang w:val="en-US"/>
+        </w:rPr>
+        <w:t>// ← HUECO C</w:t>
+      </w:r>
+    </w:p>
+    <w:p>
+      <w:pPr>
+        <w:spacing w:after="0"/>
+        <w:rPr>
+          <w:lang w:val="en-US"/>
+        </w:rPr>
+      </w:pPr>
+      <w:r>
+        <w:rPr>
+          <w:lang w:val="en-US"/>
+        </w:rPr>
+        <w:t xml:space="preserve">                // </w:t>
+      </w:r>
+      <w:proofErr w:type="spellStart"/>
+      <w:r>
+        <w:rPr>
+          <w:lang w:val="en-US"/>
+        </w:rPr>
+        <w:t>Cuenta</w:t>
+      </w:r>
+      <w:proofErr w:type="spellEnd"/>
+      <w:r>
+        <w:rPr>
+          <w:lang w:val="en-US"/>
+        </w:rPr>
+        <w:t xml:space="preserve"> los WhatsApp</w:t>
+      </w:r>
+    </w:p>
+    <w:p>
+      <w:pPr>
+        <w:spacing w:after="0"/>
+        <w:rPr>
+          <w:lang w:val="en-US"/>
+        </w:rPr>
+      </w:pPr>
+      <w:r>
+        <w:rPr>
+          <w:lang w:val="en-US"/>
+        </w:rPr>
+        <w:lastRenderedPageBreak/>
+        <w:t xml:space="preserve">                </w:t>
+      </w:r>
+      <w:proofErr w:type="gramStart"/>
+      <w:r>
+        <w:rPr>
+          <w:lang w:val="en-US"/>
+        </w:rPr>
+        <w:t>DB::raw(</w:t>
+      </w:r>
+      <w:proofErr w:type="gramEnd"/>
+      <w:r>
+        <w:rPr>
+          <w:lang w:val="en-US"/>
+        </w:rPr>
+        <w:t>"</w:t>
+      </w:r>
+      <w:proofErr w:type="gramStart"/>
+      <w:r>
+        <w:rPr>
+          <w:lang w:val="en-US"/>
+        </w:rPr>
+        <w:t>COUNT(</w:t>
+      </w:r>
+      <w:proofErr w:type="gramEnd"/>
+      <w:r>
+        <w:rPr>
+          <w:lang w:val="en-US"/>
+        </w:rPr>
+        <w:t xml:space="preserve">CASE WHEN </w:t>
+      </w:r>
+      <w:proofErr w:type="spellStart"/>
+      <w:proofErr w:type="gramStart"/>
+      <w:r>
+        <w:rPr>
+          <w:lang w:val="en-US"/>
+        </w:rPr>
+        <w:t>interactions.tipo</w:t>
+      </w:r>
+      <w:proofErr w:type="gramEnd"/>
+      <w:r>
+        <w:rPr>
+          <w:lang w:val="en-US"/>
+        </w:rPr>
+        <w:t>_interaccion</w:t>
+      </w:r>
+      <w:proofErr w:type="spellEnd"/>
+      <w:r>
+        <w:rPr>
+          <w:lang w:val="en-US"/>
+        </w:rPr>
+        <w:t xml:space="preserve"> = 'WhatsApp' </w:t>
+      </w:r>
+    </w:p>
+    <w:p>
+      <w:pPr>
+        <w:spacing w:after="0"/>
+        <w:rPr>
+          <w:lang w:val="en-US"/>
+        </w:rPr>
+      </w:pPr>
+      <w:r>
+        <w:rPr>
+          <w:lang w:val="en-US"/>
+        </w:rPr>
+        <w:t xml:space="preserve">            THEN 1 END) AS </w:t>
+      </w:r>
+      <w:proofErr w:type="spellStart"/>
+      <w:r>
+        <w:rPr>
+          <w:lang w:val="en-US"/>
+        </w:rPr>
+        <w:t>whatsapp</w:t>
+      </w:r>
+      <w:proofErr w:type="spellEnd"/>
+      <w:r>
+        <w:rPr>
+          <w:lang w:val="en-US"/>
+        </w:rPr>
+        <w:t>"</w:t>
+      </w:r>
+      <w:proofErr w:type="gramStart"/>
+      <w:r>
+        <w:rPr>
+          <w:lang w:val="en-US"/>
+        </w:rPr>
+        <w:t>),  /</w:t>
+      </w:r>
+      <w:proofErr w:type="gramEnd"/>
+      <w:r>
+        <w:rPr>
+          <w:lang w:val="en-US"/>
+        </w:rPr>
+        <w:t>/ ← HUECO D</w:t>
+      </w:r>
+    </w:p>
+    <w:p>
+      <w:pPr>
+        <w:spacing w:after="0"/>
+      </w:pPr>
+      <w:r>
+        <w:rPr>
+          <w:lang w:val="en-US"/>
+        </w:rPr>
+        <w:t xml:space="preserve">                </w:t>
+      </w:r>
+      <w:r>
+        <w:t>// Cuenta el total de interacciones</w:t>
+      </w:r>
+    </w:p>
+    <w:p>
+      <w:pPr>
+        <w:spacing w:after="0"/>
+      </w:pPr>
+      <w:r>
+        <w:t xml:space="preserve">                </w:t>
+      </w:r>
+      <w:proofErr w:type="gramStart"/>
+      <w:r>
+        <w:t>DB::</w:t>
+      </w:r>
+      <w:proofErr w:type="gramEnd"/>
+      <w:r>
+        <w:t>raw('</w:t>
+      </w:r>
+      <w:proofErr w:type="gramStart"/>
+      <w:r>
+        <w:t>COUNT(</w:t>
+      </w:r>
+      <w:proofErr w:type="spellStart"/>
+      <w:proofErr w:type="gramEnd"/>
+      <w:r>
+        <w:t>interactions.id</w:t>
+      </w:r>
+      <w:proofErr w:type="spellEnd"/>
+      <w:r>
+        <w:t>) AS total</w:t>
+      </w:r>
+      <w:proofErr w:type="gramStart"/>
+      <w:r>
+        <w:t>')  /</w:t>
+      </w:r>
+      <w:proofErr w:type="gramEnd"/>
+      <w:r>
+        <w:t>/ ← HUECO E</w:t>
+      </w:r>
+    </w:p>
+    <w:p>
+      <w:pPr>
+        <w:spacing w:after="0"/>
+      </w:pPr>
+      <w:r>
+        <w:t xml:space="preserve">            )</w:t>
+      </w:r>
+    </w:p>
+    <w:p>
+      <w:pPr>
+        <w:spacing w:after="0"/>
+      </w:pPr>
+      <w:r>
+        <w:t xml:space="preserve">            // Uno los asesores con sus clientes</w:t>
+      </w:r>
+    </w:p>
+    <w:p>
+      <w:pPr>
+        <w:spacing w:after="0"/>
+        <w:rPr>
+          <w:lang w:val="en-US"/>
+        </w:rPr>
+      </w:pPr>
+      <w:r>
+        <w:t xml:space="preserve">            </w:t>
+      </w:r>
+      <w:r>
+        <w:rPr>
+          <w:lang w:val="en-US"/>
+        </w:rPr>
+        <w:t>-&gt;</w:t>
+      </w:r>
+      <w:proofErr w:type="spellStart"/>
+      <w:proofErr w:type="gramStart"/>
+      <w:r>
+        <w:rPr>
+          <w:lang w:val="en-US"/>
+        </w:rPr>
+        <w:t>leftJoin</w:t>
+      </w:r>
+      <w:proofErr w:type="spellEnd"/>
+      <w:r>
+        <w:rPr>
+          <w:lang w:val="en-US"/>
+        </w:rPr>
+        <w:t>(</w:t>
+      </w:r>
+      <w:proofErr w:type="gramEnd"/>
+      <w:r>
+        <w:rPr>
+          <w:lang w:val="en-US"/>
+        </w:rPr>
+        <w:t>'clients', '</w:t>
+      </w:r>
+      <w:proofErr w:type="spellStart"/>
+      <w:r>
+        <w:rPr>
+          <w:lang w:val="en-US"/>
+        </w:rPr>
+        <w:t>clients.user_id</w:t>
+      </w:r>
+      <w:proofErr w:type="spellEnd"/>
+      <w:r>
+        <w:rPr>
+          <w:lang w:val="en-US"/>
+        </w:rPr>
+        <w:t>', '=', 'users.id') //← HUECO F</w:t>
+      </w:r>
+    </w:p>
+    <w:p>
+      <w:pPr>
+        <w:spacing w:after="0"/>
+      </w:pPr>
+      <w:r>
+        <w:rPr>
+          <w:lang w:val="en-US"/>
+        </w:rPr>
+        <w:t xml:space="preserve">            </w:t>
+      </w:r>
+      <w:r>
+        <w:t>// Uno los clientes con sus interacciones</w:t>
+      </w:r>
+    </w:p>
+    <w:p>
+      <w:pPr>
+        <w:spacing w:after="0"/>
+        <w:rPr>
+          <w:lang w:val="en-US"/>
+        </w:rPr>
+      </w:pPr>
+      <w:r>
+        <w:t xml:space="preserve">            </w:t>
+      </w:r>
+      <w:r>
+        <w:rPr>
+          <w:lang w:val="en-US"/>
+        </w:rPr>
+        <w:t>-&gt;</w:t>
+      </w:r>
+      <w:proofErr w:type="spellStart"/>
+      <w:proofErr w:type="gramStart"/>
+      <w:r>
+        <w:rPr>
+          <w:lang w:val="en-US"/>
+        </w:rPr>
+        <w:t>leftJoin</w:t>
+      </w:r>
+      <w:proofErr w:type="spellEnd"/>
+      <w:r>
+        <w:rPr>
+          <w:lang w:val="en-US"/>
+        </w:rPr>
+        <w:t>(</w:t>
+      </w:r>
+      <w:proofErr w:type="gramEnd"/>
+      <w:r>
+        <w:rPr>
+          <w:lang w:val="en-US"/>
+        </w:rPr>
+        <w:t>'interactions', '</w:t>
+      </w:r>
+      <w:proofErr w:type="spellStart"/>
+      <w:proofErr w:type="gramStart"/>
+      <w:r>
+        <w:rPr>
+          <w:lang w:val="en-US"/>
+        </w:rPr>
+        <w:t>interactions.client</w:t>
+      </w:r>
+      <w:proofErr w:type="gramEnd"/>
+      <w:r>
+        <w:rPr>
+          <w:lang w:val="en-US"/>
+        </w:rPr>
+        <w:t>_id</w:t>
+      </w:r>
+      <w:proofErr w:type="spellEnd"/>
+      <w:r>
+        <w:rPr>
+          <w:lang w:val="en-US"/>
+        </w:rPr>
+        <w:t>', '=',</w:t>
+      </w:r>
+    </w:p>
+    <w:p>
+      <w:pPr>
+        <w:spacing w:after="0"/>
+      </w:pPr>
+      <w:r>
+        <w:rPr>
+          <w:lang w:val="en-US"/>
+        </w:rPr>
+        <w:t xml:space="preserve">    </w:t>
+      </w:r>
+      <w:r>
+        <w:t>'</w:t>
+      </w:r>
+      <w:proofErr w:type="spellStart"/>
+      <w:r>
+        <w:t>clients.id</w:t>
+      </w:r>
+      <w:proofErr w:type="spellEnd"/>
+      <w:r>
+        <w:t>') // ← HUECO G</w:t>
+      </w:r>
+    </w:p>
+    <w:p>
+      <w:pPr>
+        <w:spacing w:after="0"/>
+      </w:pPr>
+      <w:r>
+        <w:t xml:space="preserve">            // Agrupo por asesor para que cuente por cada uno</w:t>
+      </w:r>
+    </w:p>
+    <w:p>
+      <w:pPr>
+        <w:spacing w:after="0"/>
+        <w:rPr>
+          <w:lang w:val="en-US"/>
+        </w:rPr>
+      </w:pPr>
+      <w:r>
+        <w:t xml:space="preserve">            </w:t>
+      </w:r>
+      <w:r>
+        <w:rPr>
+          <w:lang w:val="en-US"/>
+        </w:rPr>
+        <w:t>-&gt;</w:t>
+      </w:r>
+      <w:proofErr w:type="spellStart"/>
+      <w:proofErr w:type="gramStart"/>
+      <w:r>
+        <w:rPr>
+          <w:lang w:val="en-US"/>
+        </w:rPr>
+        <w:t>groupBy</w:t>
+      </w:r>
+      <w:proofErr w:type="spellEnd"/>
+      <w:r>
+        <w:rPr>
+          <w:lang w:val="en-US"/>
+        </w:rPr>
+        <w:t>(</w:t>
+      </w:r>
+      <w:proofErr w:type="gramEnd"/>
+      <w:r>
+        <w:rPr>
+          <w:lang w:val="en-US"/>
+        </w:rPr>
+        <w:t>'users.id', 'users.name') // ← HUECO H, I</w:t>
+      </w:r>
+    </w:p>
+    <w:p>
+      <w:pPr>
+        <w:spacing w:after="0"/>
+      </w:pPr>
+      <w:r>
+        <w:rPr>
+          <w:lang w:val="en-US"/>
+        </w:rPr>
+        <w:t xml:space="preserve">            </w:t>
+      </w:r>
+      <w:r>
+        <w:t>// Ordeno del que tiene más interacciones al que tiene menos</w:t>
+      </w:r>
+    </w:p>
+    <w:p>
+      <w:pPr>
+        <w:spacing w:after="0"/>
+        <w:rPr>
+          <w:lang w:val="en-US"/>
+        </w:rPr>
+      </w:pPr>
+      <w:r>
+        <w:t xml:space="preserve">            </w:t>
+      </w:r>
+      <w:r>
+        <w:rPr>
+          <w:lang w:val="en-US"/>
+        </w:rPr>
+        <w:t>-&gt;</w:t>
+      </w:r>
+      <w:proofErr w:type="spellStart"/>
+      <w:r>
+        <w:rPr>
+          <w:lang w:val="en-US"/>
+        </w:rPr>
+        <w:t>orderByDesc</w:t>
+      </w:r>
+      <w:proofErr w:type="spellEnd"/>
+      <w:r>
+        <w:rPr>
+          <w:lang w:val="en-US"/>
+        </w:rPr>
+        <w:t>('total') // ← HUECO J</w:t>
+      </w:r>
+    </w:p>
+    <w:p>
+      <w:pPr>
+        <w:spacing w:after="0"/>
+        <w:rPr>
+          <w:lang w:val="en-US"/>
+        </w:rPr>
+      </w:pPr>
+      <w:r>
+        <w:rPr>
+          <w:lang w:val="en-US"/>
+        </w:rPr>
+        <w:t xml:space="preserve">            -&gt;</w:t>
+      </w:r>
+      <w:proofErr w:type="gramStart"/>
+      <w:r>
+        <w:rPr>
+          <w:lang w:val="en-US"/>
+        </w:rPr>
+        <w:t>get(</w:t>
+      </w:r>
+      <w:proofErr w:type="gramEnd"/>
+      <w:r>
+        <w:rPr>
+          <w:lang w:val="en-US"/>
+        </w:rPr>
+        <w:t>);</w:t>
+      </w:r>
+    </w:p>
+    <w:p>
+      <w:pPr>
+        <w:spacing w:after="0"/>
+      </w:pPr>
+      <w:r>
+        <w:rPr>
+          <w:lang w:val="en-US"/>
+        </w:rPr>
+        <w:t xml:space="preserve">        </w:t>
+      </w:r>
+      <w:r>
+        <w:t>// Saco los nombres para el gráfico</w:t>
+      </w:r>
+    </w:p>
+    <w:p>
+      <w:pPr>
+        <w:spacing w:after="0"/>
+      </w:pPr>
+      <w:r>
+        <w:t xml:space="preserve">        $</w:t>
+      </w:r>
+      <w:proofErr w:type="spellStart"/>
+      <w:r>
+        <w:t>labels</w:t>
+      </w:r>
+      <w:proofErr w:type="spellEnd"/>
+      <w:r>
+        <w:t xml:space="preserve"> = $asesores-&gt;</w:t>
+      </w:r>
+      <w:proofErr w:type="spellStart"/>
+      <w:r>
+        <w:t>pluck</w:t>
+      </w:r>
+      <w:proofErr w:type="spellEnd"/>
+      <w:r>
+        <w:t>('</w:t>
+      </w:r>
+      <w:proofErr w:type="spellStart"/>
+      <w:r>
+        <w:t>name</w:t>
+      </w:r>
+      <w:proofErr w:type="spellEnd"/>
+      <w:r>
+        <w:t>')-&gt;</w:t>
+      </w:r>
+      <w:proofErr w:type="spellStart"/>
+      <w:proofErr w:type="gramStart"/>
+      <w:r>
+        <w:t>toArray</w:t>
+      </w:r>
+      <w:proofErr w:type="spellEnd"/>
+      <w:r>
+        <w:t>(</w:t>
+      </w:r>
+      <w:proofErr w:type="gramEnd"/>
+      <w:r>
+        <w:t>); // ← HUECO K</w:t>
+      </w:r>
+    </w:p>
+    <w:p>
+      <w:pPr>
+        <w:spacing w:after="0"/>
+      </w:pPr>
+      <w:r>
+        <w:t xml:space="preserve">        // Saco las llamadas, visitas y </w:t>
+      </w:r>
+      <w:proofErr w:type="spellStart"/>
+      <w:r>
+        <w:t>whatsapp</w:t>
+      </w:r>
+      <w:proofErr w:type="spellEnd"/>
+      <w:r>
+        <w:t xml:space="preserve"> para el gráfico</w:t>
+      </w:r>
+    </w:p>
+    <w:p>
+      <w:pPr>
+        <w:spacing w:after="0"/>
+      </w:pPr>
+      <w:r>
+        <w:t xml:space="preserve">        $llamadas = $asesores-&gt;</w:t>
+      </w:r>
+      <w:proofErr w:type="spellStart"/>
+      <w:r>
+        <w:t>pluck</w:t>
+      </w:r>
+      <w:proofErr w:type="spellEnd"/>
+      <w:r>
+        <w:t>('llamadas')-&gt;</w:t>
+      </w:r>
+      <w:proofErr w:type="spellStart"/>
+      <w:proofErr w:type="gramStart"/>
+      <w:r>
+        <w:t>toArray</w:t>
+      </w:r>
+      <w:proofErr w:type="spellEnd"/>
+      <w:r>
+        <w:t>(</w:t>
+      </w:r>
+      <w:proofErr w:type="gramEnd"/>
+      <w:r>
+        <w:t>); // ← HUECO L</w:t>
+      </w:r>
+    </w:p>
+    <w:p>
+      <w:pPr>
+        <w:spacing w:after="0"/>
+      </w:pPr>
+      <w:r>
+        <w:t xml:space="preserve">        $visitas = $asesores-&gt;</w:t>
+      </w:r>
+      <w:proofErr w:type="spellStart"/>
+      <w:r>
+        <w:t>pluck</w:t>
+      </w:r>
+      <w:proofErr w:type="spellEnd"/>
+      <w:r>
+        <w:t>('visitas')-&gt;</w:t>
+      </w:r>
+      <w:proofErr w:type="spellStart"/>
+      <w:proofErr w:type="gramStart"/>
+      <w:r>
+        <w:t>toArray</w:t>
+      </w:r>
+      <w:proofErr w:type="spellEnd"/>
+      <w:r>
+        <w:t>(</w:t>
+      </w:r>
+      <w:proofErr w:type="gramEnd"/>
+      <w:r>
+        <w:t>); // ← HUECO M</w:t>
+      </w:r>
+    </w:p>
+    <w:p>
+      <w:pPr>
+        <w:spacing w:after="0"/>
+        <w:rPr>
+          <w:lang w:val="en-US"/>
+        </w:rPr>
+      </w:pPr>
+      <w:r>
+        <w:t xml:space="preserve">        </w:t>
+      </w:r>
+      <w:r>
+        <w:rPr>
+          <w:lang w:val="en-US"/>
+        </w:rPr>
+        <w:t>$</w:t>
+      </w:r>
+      <w:proofErr w:type="spellStart"/>
+      <w:r>
+        <w:rPr>
+          <w:lang w:val="en-US"/>
+        </w:rPr>
+        <w:t>whatsapp</w:t>
+      </w:r>
+      <w:proofErr w:type="spellEnd"/>
+      <w:r>
+        <w:rPr>
+          <w:lang w:val="en-US"/>
+        </w:rPr>
+        <w:t xml:space="preserve"> = $</w:t>
+      </w:r>
+      <w:proofErr w:type="spellStart"/>
+      <w:r>
+        <w:rPr>
+          <w:lang w:val="en-US"/>
+        </w:rPr>
+        <w:t>asesores</w:t>
+      </w:r>
+      <w:proofErr w:type="spellEnd"/>
+      <w:r>
+        <w:rPr>
+          <w:lang w:val="en-US"/>
+        </w:rPr>
+        <w:t>-&gt;pluck('</w:t>
+      </w:r>
+      <w:proofErr w:type="spellStart"/>
+      <w:r>
+        <w:rPr>
+          <w:lang w:val="en-US"/>
+        </w:rPr>
+        <w:t>whatsapp</w:t>
+      </w:r>
+      <w:proofErr w:type="spellEnd"/>
+      <w:r>
+        <w:rPr>
+          <w:lang w:val="en-US"/>
+        </w:rPr>
+        <w:t>')-&gt;</w:t>
+      </w:r>
+      <w:proofErr w:type="spellStart"/>
+      <w:proofErr w:type="gramStart"/>
+      <w:r>
+        <w:rPr>
+          <w:lang w:val="en-US"/>
+        </w:rPr>
+        <w:t>toArray</w:t>
+      </w:r>
+      <w:proofErr w:type="spellEnd"/>
+      <w:r>
+        <w:rPr>
+          <w:lang w:val="en-US"/>
+        </w:rPr>
+        <w:t>(</w:t>
+      </w:r>
+      <w:proofErr w:type="gramEnd"/>
+      <w:r>
+        <w:rPr>
+          <w:lang w:val="en-US"/>
+        </w:rPr>
+        <w:t>); // ← HUECO N</w:t>
+      </w:r>
+    </w:p>
+    <w:p>
+      <w:pPr>
+        <w:spacing w:after="0"/>
+        <w:rPr>
+          <w:lang w:val="en-US"/>
+        </w:rPr>
+      </w:pPr>
+      <w:r>
+        <w:rPr>
+          <w:lang w:val="en-US"/>
+        </w:rPr>
+        <w:t xml:space="preserve">    </w:t>
+      </w:r>
+    </w:p>
+    <w:p>
+      <w:pPr>
+        <w:spacing w:after="0"/>
+      </w:pPr>
+      <w:r>
+        <w:rPr>
+          <w:lang w:val="en-US"/>
+        </w:rPr>
+        <w:t xml:space="preserve">        </w:t>
+      </w:r>
+      <w:r>
+        <w:t>// Mando todo a la vista</w:t>
+      </w:r>
+    </w:p>
+    <w:p>
+      <w:pPr>
+        <w:spacing w:after="0"/>
+      </w:pPr>
+      <w:r>
+        <w:t xml:space="preserve">        </w:t>
+      </w:r>
+      <w:proofErr w:type="spellStart"/>
+      <w:r>
+        <w:t>return</w:t>
+      </w:r>
+      <w:proofErr w:type="spellEnd"/>
+      <w:r>
         <w:t xml:space="preserve"> </w:t>
       </w:r>
       <w:proofErr w:type="spellStart"/>
-      <w:r>
-        <w:t>function</w:t>
-      </w:r>
-      <w:proofErr w:type="spellEnd"/>
-      <w:r>
-        <w:t xml:space="preserve"> </w:t>
-      </w:r>
-      <w:proofErr w:type="spellStart"/>
-      <w:r>
-        <w:t>interaccionesPorAsesor</w:t>
-      </w:r>
-      <w:proofErr w:type="spellEnd"/>
-      <w:r>
-        <w:t>()</w:t>
-      </w:r>
-    </w:p>
-    <w:p>
-      <w:pPr>
-        <w:spacing w:after="0"/>
-      </w:pPr>
-      <w:r>
-        <w:t xml:space="preserve">    {</w:t>
-      </w:r>
-    </w:p>
-    <w:p>
-      <w:pPr>
-        <w:spacing w:after="0"/>
-      </w:pPr>
-      <w:r>
-        <w:t xml:space="preserve">        // Saco los datos de los asesores con la cantidad de interacciones</w:t>
-      </w:r>
-    </w:p>
-    <w:p>
-      <w:pPr>
-        <w:spacing w:after="0"/>
-      </w:pPr>
-      <w:r>
-        <w:t xml:space="preserve">        $asesores = DB::table('</w:t>
-      </w:r>
-      <w:proofErr w:type="spellStart"/>
-      <w:r>
-        <w:t>users</w:t>
-      </w:r>
-      <w:proofErr w:type="spellEnd"/>
-      <w:r>
-        <w:t>') // ← HUECO A</w:t>
-      </w:r>
-    </w:p>
-    <w:p>
-      <w:pPr>
-        <w:spacing w:after="0"/>
-        <w:rPr>
-          <w:lang w:val="en-US"/>
-        </w:rPr>
-      </w:pPr>
-      <w:r>
-        <w:t xml:space="preserve">            </w:t>
-      </w:r>
-      <w:r>
-        <w:rPr>
-          <w:lang w:val="en-US"/>
-        </w:rPr>
-        <w:t>-&gt;select(</w:t>
-      </w:r>
-    </w:p>
-    <w:p>
-      <w:pPr>
-        <w:spacing w:after="0"/>
-        <w:rPr>
-          <w:lang w:val="en-US"/>
-        </w:rPr>
-      </w:pPr>
-      <w:r>
-        <w:rPr>
-          <w:lang w:val="en-US"/>
-        </w:rPr>
-        <w:t xml:space="preserve">                'users.id', 'users.name',</w:t>
-      </w:r>
-    </w:p>
-    <w:p>
-      <w:pPr>
-        <w:spacing w:after="0"/>
-      </w:pPr>
-      <w:r>
-        <w:rPr>
-          <w:lang w:val="en-US"/>
-        </w:rPr>
-        <w:t xml:space="preserve">                </w:t>
-      </w:r>
-      <w:r>
-        <w:t>// Cuenta las llamadas</w:t>
-      </w:r>
-    </w:p>
-    <w:p>
-      <w:pPr>
-        <w:spacing w:after="0"/>
-      </w:pPr>
-      <w:r>
-        <w:t xml:space="preserve">                DB::raw("COUNT(CASE WHEN </w:t>
-      </w:r>
-      <w:proofErr w:type="spellStart"/>
-      <w:r>
-        <w:t>interactions.tipo_interaccion</w:t>
-      </w:r>
-      <w:proofErr w:type="spellEnd"/>
-      <w:r>
-        <w:t xml:space="preserve"> = 'Llamada' </w:t>
-      </w:r>
-    </w:p>
-    <w:p>
-      <w:pPr>
-        <w:spacing w:after="0"/>
-      </w:pPr>
-      <w:r>
-        <w:t xml:space="preserve">            THEN 1 END) AS llamadas"),   // ← HUECO B</w:t>
-      </w:r>
-    </w:p>
-    <w:p>
-      <w:pPr>
-        <w:spacing w:after="0"/>
-      </w:pPr>
-      <w:r>
-        <w:t xml:space="preserve">                // Cuenta las visitas</w:t>
-      </w:r>
-    </w:p>
-    <w:p>
-      <w:pPr>
-        <w:spacing w:after="0"/>
-        <w:rPr>
-          <w:lang w:val="en-US"/>
-        </w:rPr>
-      </w:pPr>
-      <w:r>
-        <w:t xml:space="preserve">                </w:t>
-      </w:r>
-      <w:r>
-        <w:rPr>
-          <w:lang w:val="en-US"/>
-        </w:rPr>
-        <w:t xml:space="preserve">DB::raw("COUNT(CASE WHEN </w:t>
-      </w:r>
-      <w:proofErr w:type="spellStart"/>
-      <w:r>
-        <w:rPr>
-          <w:lang w:val="en-US"/>
-        </w:rPr>
-        <w:t>interactions.tipo_interaccion</w:t>
-      </w:r>
-      <w:proofErr w:type="spellEnd"/>
-      <w:r>
-        <w:rPr>
-          <w:lang w:val="en-US"/>
-        </w:rPr>
-        <w:t xml:space="preserve"> = 'Visita' </w:t>
-      </w:r>
-    </w:p>
-    <w:p>
-      <w:pPr>
-        <w:spacing w:after="0"/>
-        <w:rPr>
-          <w:lang w:val="en-US"/>
-        </w:rPr>
-      </w:pPr>
-      <w:r>
-        <w:rPr>
-          <w:lang w:val="en-US"/>
-        </w:rPr>
-        <w:t xml:space="preserve">            THEN 1 END) AS </w:t>
-      </w:r>
-      <w:proofErr w:type="spellStart"/>
-      <w:r>
-        <w:rPr>
-          <w:lang w:val="en-US"/>
-        </w:rPr>
-        <w:t>visitas</w:t>
-      </w:r>
-      <w:proofErr w:type="spellEnd"/>
-      <w:r>
-        <w:rPr>
-          <w:lang w:val="en-US"/>
-        </w:rPr>
-        <w:t>"),   // ← HUECO C</w:t>
-      </w:r>
-    </w:p>
-    <w:p>
-      <w:pPr>
-        <w:spacing w:after="0"/>
-        <w:rPr>
-          <w:lang w:val="en-US"/>
-        </w:rPr>
-      </w:pPr>
-      <w:r>
-        <w:rPr>
-          <w:lang w:val="en-US"/>
-        </w:rPr>
-        <w:t xml:space="preserve">                // </w:t>
-      </w:r>
-      <w:proofErr w:type="spellStart"/>
-      <w:r>
-        <w:rPr>
-          <w:lang w:val="en-US"/>
-        </w:rPr>
-        <w:t>Cuenta</w:t>
-      </w:r>
-      <w:proofErr w:type="spellEnd"/>
-      <w:r>
-        <w:rPr>
-          <w:lang w:val="en-US"/>
-        </w:rPr>
-        <w:t xml:space="preserve"> </w:t>
-      </w:r>
-      <w:proofErr w:type="spellStart"/>
-      <w:r>
-        <w:rPr>
-          <w:lang w:val="en-US"/>
-        </w:rPr>
-        <w:t>los</w:t>
-      </w:r>
-      <w:proofErr w:type="spellEnd"/>
-      <w:r>
-        <w:rPr>
-          <w:lang w:val="en-US"/>
-        </w:rPr>
-        <w:t xml:space="preserve"> WhatsApp</w:t>
-      </w:r>
-    </w:p>
-    <w:p>
-      <w:pPr>
-        <w:spacing w:after="0"/>
-        <w:rPr>
-          <w:lang w:val="en-US"/>
-        </w:rPr>
-      </w:pPr>
-      <w:r>
-        <w:rPr>
-          <w:lang w:val="en-US"/>
-        </w:rPr>
-        <w:lastRenderedPageBreak/>
-        <w:t xml:space="preserve">                DB::raw("COUNT(CASE WHEN </w:t>
-      </w:r>
-      <w:proofErr w:type="spellStart"/>
-      <w:r>
-        <w:rPr>
-          <w:lang w:val="en-US"/>
-        </w:rPr>
-        <w:t>interactions.tipo_interaccion</w:t>
-      </w:r>
-      <w:proofErr w:type="spellEnd"/>
-      <w:r>
-        <w:rPr>
-          <w:lang w:val="en-US"/>
-        </w:rPr>
-        <w:t xml:space="preserve"> = 'WhatsApp' </w:t>
-      </w:r>
-    </w:p>
-    <w:p>
-      <w:pPr>
-        <w:spacing w:after="0"/>
-        <w:rPr>
-          <w:lang w:val="en-US"/>
-        </w:rPr>
-      </w:pPr>
-      <w:r>
-        <w:rPr>
-          <w:lang w:val="en-US"/>
-        </w:rPr>
-        <w:t xml:space="preserve">            THEN 1 END) AS </w:t>
-      </w:r>
-      <w:proofErr w:type="spellStart"/>
-      <w:r>
-        <w:rPr>
-          <w:lang w:val="en-US"/>
-        </w:rPr>
-        <w:t>whatsapp</w:t>
-      </w:r>
-      <w:proofErr w:type="spellEnd"/>
-      <w:r>
-        <w:rPr>
-          <w:lang w:val="en-US"/>
-        </w:rPr>
-        <w:t>"),  // ← HUECO D</w:t>
-      </w:r>
-    </w:p>
-    <w:p>
-      <w:pPr>
-        <w:spacing w:after="0"/>
-      </w:pPr>
-      <w:r>
-        <w:rPr>
-          <w:lang w:val="en-US"/>
-        </w:rPr>
-        <w:t xml:space="preserve">                </w:t>
-      </w:r>
-      <w:r>
-        <w:t>// Cuenta el total de interacciones</w:t>
-      </w:r>
-    </w:p>
-    <w:p>
-      <w:pPr>
-        <w:spacing w:after="0"/>
-      </w:pPr>
-      <w:r>
-        <w:t xml:space="preserve">                DB::raw('COUNT(</w:t>
-      </w:r>
-      <w:proofErr w:type="spellStart"/>
-      <w:r>
-        <w:t>interactions.id</w:t>
-      </w:r>
-      <w:proofErr w:type="spellEnd"/>
-      <w:r>
-        <w:t>) AS total')  // ← HUECO E</w:t>
-      </w:r>
-    </w:p>
-    <w:p>
-      <w:pPr>
-        <w:spacing w:after="0"/>
-      </w:pPr>
-      <w:r>
-        <w:t xml:space="preserve">            )</w:t>
-      </w:r>
-    </w:p>
-    <w:p>
-      <w:pPr>
-        <w:spacing w:after="0"/>
-      </w:pPr>
-      <w:r>
-        <w:t xml:space="preserve">            // Uno los asesores con sus clientes</w:t>
-      </w:r>
-    </w:p>
-    <w:p>
-      <w:pPr>
-        <w:spacing w:after="0"/>
-        <w:rPr>
-          <w:lang w:val="en-US"/>
-        </w:rPr>
-      </w:pPr>
-      <w:r>
-        <w:t xml:space="preserve">            </w:t>
-      </w:r>
-      <w:r>
-        <w:rPr>
-          <w:lang w:val="en-US"/>
-        </w:rPr>
-        <w:t>-&gt;</w:t>
-      </w:r>
-      <w:proofErr w:type="spellStart"/>
-      <w:r>
-        <w:rPr>
-          <w:lang w:val="en-US"/>
-        </w:rPr>
-        <w:t>leftJoin</w:t>
-      </w:r>
-      <w:proofErr w:type="spellEnd"/>
-      <w:r>
-        <w:rPr>
-          <w:lang w:val="en-US"/>
-        </w:rPr>
-        <w:t>('clients', '</w:t>
-      </w:r>
-      <w:proofErr w:type="spellStart"/>
-      <w:r>
-        <w:rPr>
-          <w:lang w:val="en-US"/>
-        </w:rPr>
-        <w:t>clients.user_id</w:t>
-      </w:r>
-      <w:proofErr w:type="spellEnd"/>
-      <w:r>
-        <w:rPr>
-          <w:lang w:val="en-US"/>
-        </w:rPr>
-        <w:t>', '=', 'users.id') //← HUECO F</w:t>
-      </w:r>
-    </w:p>
-    <w:p>
-      <w:pPr>
-        <w:spacing w:after="0"/>
-      </w:pPr>
-      <w:r>
-        <w:rPr>
-          <w:lang w:val="en-US"/>
-        </w:rPr>
-        <w:t xml:space="preserve">            </w:t>
-      </w:r>
-      <w:r>
-        <w:t>// Uno los clientes con sus interacciones</w:t>
-      </w:r>
-    </w:p>
-    <w:p>
-      <w:pPr>
-        <w:spacing w:after="0"/>
-        <w:rPr>
-          <w:lang w:val="en-US"/>
-        </w:rPr>
-      </w:pPr>
-      <w:r>
-        <w:t xml:space="preserve">            </w:t>
-      </w:r>
-      <w:r>
-        <w:rPr>
-          <w:lang w:val="en-US"/>
-        </w:rPr>
-        <w:t>-&gt;</w:t>
-      </w:r>
-      <w:proofErr w:type="spellStart"/>
-      <w:r>
-        <w:rPr>
-          <w:lang w:val="en-US"/>
-        </w:rPr>
-        <w:t>leftJoin</w:t>
-      </w:r>
-      <w:proofErr w:type="spellEnd"/>
-      <w:r>
-        <w:rPr>
-          <w:lang w:val="en-US"/>
-        </w:rPr>
-        <w:t>('interactions', '</w:t>
-      </w:r>
-      <w:proofErr w:type="spellStart"/>
-      <w:r>
-        <w:rPr>
-          <w:lang w:val="en-US"/>
-        </w:rPr>
-        <w:t>interactions.client_id</w:t>
-      </w:r>
-      <w:proofErr w:type="spellEnd"/>
-      <w:r>
-        <w:rPr>
-          <w:lang w:val="en-US"/>
-        </w:rPr>
-        <w:t>', '=',</w:t>
-      </w:r>
-    </w:p>
-    <w:p>
-      <w:pPr>
-        <w:spacing w:after="0"/>
-      </w:pPr>
-      <w:r>
-        <w:rPr>
-          <w:lang w:val="en-US"/>
-        </w:rPr>
-        <w:t xml:space="preserve">    </w:t>
-      </w:r>
+      <w:proofErr w:type="gramStart"/>
+      <w:r>
+        <w:t>view</w:t>
+      </w:r>
+      <w:proofErr w:type="spellEnd"/>
+      <w:r>
+        <w:t>(</w:t>
+      </w:r>
+      <w:proofErr w:type="gramEnd"/>
       <w:r>
         <w:t>'</w:t>
       </w:r>
       <w:proofErr w:type="spellStart"/>
-      <w:r>
-        <w:t>clients.id</w:t>
-      </w:r>
-      <w:proofErr w:type="spellEnd"/>
-      <w:r>
-        <w:t>') // ← HUECO G</w:t>
-      </w:r>
-    </w:p>
-    <w:p>
-      <w:pPr>
-        <w:spacing w:after="0"/>
-      </w:pPr>
-      <w:r>
-        <w:t xml:space="preserve">            // Agrupo por asesor para que cuente por cada uno</w:t>
-      </w:r>
-    </w:p>
-    <w:p>
-      <w:pPr>
-        <w:spacing w:after="0"/>
-        <w:rPr>
-          <w:lang w:val="en-US"/>
-        </w:rPr>
-      </w:pPr>
-      <w:r>
-        <w:t xml:space="preserve">            </w:t>
-      </w:r>
-      <w:r>
-        <w:rPr>
-          <w:lang w:val="en-US"/>
-        </w:rPr>
-        <w:t>-&gt;</w:t>
-      </w:r>
-      <w:proofErr w:type="spellStart"/>
-      <w:r>
-        <w:rPr>
-          <w:lang w:val="en-US"/>
-        </w:rPr>
-        <w:t>groupBy</w:t>
-      </w:r>
-      <w:proofErr w:type="spellEnd"/>
-      <w:r>
-        <w:rPr>
-          <w:lang w:val="en-US"/>
-        </w:rPr>
-        <w:t>('users.id', 'users.name') // ← HUECO H, I</w:t>
-      </w:r>
-    </w:p>
-    <w:p>
-      <w:pPr>
-        <w:spacing w:after="0"/>
-      </w:pPr>
-      <w:r>
-        <w:rPr>
-          <w:lang w:val="en-US"/>
-        </w:rPr>
-        <w:t xml:space="preserve">            </w:t>
-      </w:r>
-      <w:r>
-        <w:t>// Ordeno del que tiene más interacciones al que tiene menos</w:t>
-      </w:r>
-    </w:p>
-    <w:p>
-      <w:pPr>
-        <w:spacing w:after="0"/>
-        <w:rPr>
-          <w:lang w:val="en-US"/>
-        </w:rPr>
-      </w:pPr>
-      <w:r>
-        <w:t xml:space="preserve">            </w:t>
-      </w:r>
-      <w:r>
-        <w:rPr>
-          <w:lang w:val="en-US"/>
-        </w:rPr>
-        <w:t>-&gt;</w:t>
-      </w:r>
-      <w:proofErr w:type="spellStart"/>
-      <w:r>
-        <w:rPr>
-          <w:lang w:val="en-US"/>
-        </w:rPr>
-        <w:t>orderByDesc</w:t>
-      </w:r>
-      <w:proofErr w:type="spellEnd"/>
-      <w:r>
-        <w:rPr>
-          <w:lang w:val="en-US"/>
-        </w:rPr>
-        <w:t>('total') // ← HUECO J</w:t>
-      </w:r>
-    </w:p>
-    <w:p>
-      <w:pPr>
-        <w:spacing w:after="0"/>
-        <w:rPr>
-          <w:lang w:val="en-US"/>
-        </w:rPr>
-      </w:pPr>
-      <w:r>
-        <w:rPr>
-          <w:lang w:val="en-US"/>
-        </w:rPr>
-        <w:t xml:space="preserve">            -&gt;get();</w:t>
-      </w:r>
-    </w:p>
-    <w:p>
-      <w:pPr>
-        <w:spacing w:after="0"/>
-      </w:pPr>
-      <w:r>
-        <w:t xml:space="preserve">       </w:t>
-      </w:r>
-      <w:r>
-        <w:t xml:space="preserve"> </w:t>
-      </w:r>
-      <w:r>
-        <w:t>// Saco los nombres para el gráfico</w:t>
-      </w:r>
-    </w:p>
-    <w:p>
-      <w:pPr>
-        <w:spacing w:after="0"/>
-      </w:pPr>
-      <w:r>
-        <w:t xml:space="preserve">        $</w:t>
-      </w:r>
-      <w:proofErr w:type="spellStart"/>
-      <w:r>
-        <w:t>labels</w:t>
-      </w:r>
-      <w:proofErr w:type="spellEnd"/>
-      <w:r>
-        <w:t xml:space="preserve"> = $asesores-&gt;</w:t>
-      </w:r>
-      <w:proofErr w:type="spellStart"/>
-      <w:r>
-        <w:t>pluck</w:t>
-      </w:r>
-      <w:proofErr w:type="spellEnd"/>
-      <w:r>
-        <w:t>('</w:t>
-      </w:r>
-      <w:proofErr w:type="spellStart"/>
-      <w:r>
-        <w:t>name</w:t>
-      </w:r>
-      <w:proofErr w:type="spellEnd"/>
-      <w:r>
-        <w:t>')-&gt;</w:t>
-      </w:r>
-      <w:proofErr w:type="spellStart"/>
-      <w:r>
-        <w:t>toArray</w:t>
-      </w:r>
-      <w:proofErr w:type="spellEnd"/>
-      <w:r>
-        <w:t>(); // ← HUECO K</w:t>
-      </w:r>
-    </w:p>
-    <w:p>
-      <w:pPr>
-        <w:spacing w:after="0"/>
-      </w:pPr>
-      <w:r>
-        <w:t xml:space="preserve">        // Saco las llamadas, visitas y </w:t>
-      </w:r>
-      <w:proofErr w:type="spellStart"/>
-      <w:r>
-        <w:t>whatsapp</w:t>
-      </w:r>
-      <w:proofErr w:type="spellEnd"/>
-      <w:r>
-        <w:t xml:space="preserve"> para el gráfico</w:t>
-      </w:r>
-    </w:p>
-    <w:p>
-      <w:pPr>
-        <w:spacing w:after="0"/>
-      </w:pPr>
-      <w:r>
-        <w:t xml:space="preserve">        $llamadas = $asesores-&gt;</w:t>
-      </w:r>
-      <w:proofErr w:type="spellStart"/>
-      <w:r>
-        <w:t>pluck</w:t>
-      </w:r>
-      <w:proofErr w:type="spellEnd"/>
-      <w:r>
-        <w:t>('llamadas')-&gt;</w:t>
-      </w:r>
-      <w:proofErr w:type="spellStart"/>
-      <w:r>
-        <w:t>toArray</w:t>
-      </w:r>
-      <w:proofErr w:type="spellEnd"/>
-      <w:r>
-        <w:t>(); // ← HUECO L</w:t>
-      </w:r>
-    </w:p>
-    <w:p>
-      <w:pPr>
-        <w:spacing w:after="0"/>
-      </w:pPr>
-      <w:r>
-        <w:t xml:space="preserve">        $visitas = $asesores-&gt;</w:t>
-      </w:r>
-      <w:proofErr w:type="spellStart"/>
-      <w:r>
-        <w:t>pluck</w:t>
-      </w:r>
-      <w:proofErr w:type="spellEnd"/>
-      <w:r>
-        <w:t>('visitas')-&gt;</w:t>
-      </w:r>
-      <w:proofErr w:type="spellStart"/>
-      <w:r>
-        <w:t>toArray</w:t>
-      </w:r>
-      <w:proofErr w:type="spellEnd"/>
-      <w:r>
-        <w:t>(); // ← HUECO M</w:t>
-      </w:r>
-    </w:p>
-    <w:p>
-      <w:pPr>
-        <w:spacing w:after="0"/>
-        <w:rPr>
-          <w:lang w:val="en-US"/>
-        </w:rPr>
-      </w:pPr>
-      <w:r>
-        <w:t xml:space="preserve">        </w:t>
-      </w:r>
-      <w:r>
-        <w:rPr>
-          <w:lang w:val="en-US"/>
-        </w:rPr>
-        <w:t>$</w:t>
-      </w:r>
-      <w:proofErr w:type="spellStart"/>
-      <w:r>
-        <w:rPr>
-          <w:lang w:val="en-US"/>
-        </w:rPr>
-        <w:t>whatsapp</w:t>
-      </w:r>
-      <w:proofErr w:type="spellEnd"/>
-      <w:r>
-        <w:rPr>
-          <w:lang w:val="en-US"/>
-        </w:rPr>
-        <w:t xml:space="preserve"> = $</w:t>
-      </w:r>
-      <w:proofErr w:type="spellStart"/>
-      <w:r>
-        <w:rPr>
-          <w:lang w:val="en-US"/>
-        </w:rPr>
-        <w:t>asesores</w:t>
-      </w:r>
-      <w:proofErr w:type="spellEnd"/>
-      <w:r>
-        <w:rPr>
-          <w:lang w:val="en-US"/>
-        </w:rPr>
-        <w:t>-&gt;pluck('</w:t>
-      </w:r>
-      <w:proofErr w:type="spellStart"/>
-      <w:r>
-        <w:rPr>
-          <w:lang w:val="en-US"/>
-        </w:rPr>
-        <w:t>whatsapp</w:t>
-      </w:r>
-      <w:proofErr w:type="spellEnd"/>
-      <w:r>
-        <w:rPr>
-          <w:lang w:val="en-US"/>
-        </w:rPr>
-        <w:t>')-&gt;</w:t>
-      </w:r>
-      <w:proofErr w:type="spellStart"/>
-      <w:r>
-        <w:rPr>
-          <w:lang w:val="en-US"/>
-        </w:rPr>
-        <w:t>toArray</w:t>
-      </w:r>
-      <w:proofErr w:type="spellEnd"/>
-      <w:r>
-        <w:rPr>
-          <w:lang w:val="en-US"/>
-        </w:rPr>
-        <w:t>(); // ← HUECO N</w:t>
-      </w:r>
-    </w:p>
-    <w:p>
-      <w:pPr>
-        <w:spacing w:after="0"/>
-        <w:rPr>
-          <w:lang w:val="en-US"/>
-        </w:rPr>
-      </w:pPr>
-      <w:r>
-        <w:rPr>
-          <w:lang w:val="en-US"/>
-        </w:rPr>
-        <w:t xml:space="preserve">    </w:t>
-      </w:r>
-    </w:p>
-    <w:p>
-      <w:pPr>
-        <w:spacing w:after="0"/>
-      </w:pPr>
-      <w:r>
-        <w:rPr>
-          <w:lang w:val="en-US"/>
-        </w:rPr>
-        <w:t xml:space="preserve">        </w:t>
-      </w:r>
-      <w:r>
-        <w:t>// Mando todo a la vista</w:t>
-      </w:r>
-    </w:p>
-    <w:p>
-      <w:pPr>
-        <w:spacing w:after="0"/>
-      </w:pPr>
-      <w:r>
-        <w:t xml:space="preserve">        </w:t>
-      </w:r>
-      <w:proofErr w:type="spellStart"/>
-      <w:r>
-        <w:t>return</w:t>
-      </w:r>
-      <w:proofErr w:type="spellEnd"/>
-      <w:r>
-        <w:t xml:space="preserve"> </w:t>
-      </w:r>
-      <w:proofErr w:type="spellStart"/>
-      <w:r>
-        <w:t>view</w:t>
-      </w:r>
-      <w:proofErr w:type="spellEnd"/>
-      <w:r>
-        <w:t>('</w:t>
-      </w:r>
-      <w:proofErr w:type="spellStart"/>
+      <w:proofErr w:type="gramStart"/>
       <w:r>
         <w:t>reports.interacciones</w:t>
       </w:r>
       <w:proofErr w:type="spellEnd"/>
-      <w:r>
-        <w:t>', compact(</w:t>
-      </w:r>
+      <w:proofErr w:type="gramEnd"/>
+      <w:r>
+        <w:t xml:space="preserve">', </w:t>
+      </w:r>
+      <w:proofErr w:type="gramStart"/>
+      <w:r>
+        <w:t>compact(</w:t>
+      </w:r>
+      <w:proofErr w:type="gramEnd"/>
     </w:p>
     <w:p>
       <w:pPr>
@@ -2116,7 +2314,91 @@
       </w:r>
       <w:proofErr w:type="spellEnd"/>
       <w:r>
-        <w:t xml:space="preserve"> en GitHub [CAPTURA DEL COMMIT]</w:t>
+        <w:t xml:space="preserve"> en GitHub</w:t>
+      </w:r>
+    </w:p>
+    <w:p>
+      <w:pPr>
+        <w:spacing w:after="0"/>
+      </w:pPr>
+      <w:r>
+        <w:drawing>
+          <wp:inline distT="0" distB="0" distL="0" distR="0" wp14:anchorId="2D2BD809" wp14:editId="060B93E2">
+            <wp:extent cx="4953691" cy="1381318"/>
+            <wp:effectExtent l="0" t="0" r="0" b="9525"/>
+            <wp:docPr id="851325597" name="Imagen 1"/>
+            <wp:cNvGraphicFramePr>
+              <a:graphicFrameLocks xmlns:a="http://schemas.openxmlformats.org/drawingml/2006/main" noChangeAspect="1"/>
+            </wp:cNvGraphicFramePr>
+            <a:graphic xmlns:a="http://schemas.openxmlformats.org/drawingml/2006/main">
+              <a:graphicData uri="http://schemas.openxmlformats.org/drawingml/2006/picture">
+                <pic:pic xmlns:pic="http://schemas.openxmlformats.org/drawingml/2006/picture">
+                  <pic:nvPicPr>
+                    <pic:cNvPr id="851325597" name=""/>
+                    <pic:cNvPicPr/>
+                  </pic:nvPicPr>
+                  <pic:blipFill>
+                    <a:blip r:embed="rId11"/>
+                    <a:stretch>
+                      <a:fillRect/>
+                    </a:stretch>
+                  </pic:blipFill>
+                  <pic:spPr>
+                    <a:xfrm>
+                      <a:off x="0" y="0"/>
+                      <a:ext cx="4953691" cy="1381318"/>
+                    </a:xfrm>
+                    <a:prstGeom prst="rect">
+                      <a:avLst/>
+                    </a:prstGeom>
+                  </pic:spPr>
+                </pic:pic>
+              </a:graphicData>
+            </a:graphic>
+          </wp:inline>
+        </w:drawing>
+      </w:r>
+    </w:p>
+    <w:p>
+      <w:pPr>
+        <w:spacing w:after="0"/>
+      </w:pPr>
+      <w:r>
+        <w:drawing>
+          <wp:inline distT="0" distB="0" distL="0" distR="0" wp14:anchorId="779E1171" wp14:editId="34E1EDF7">
+            <wp:extent cx="4144718" cy="3732028"/>
+            <wp:effectExtent l="0" t="0" r="8255" b="1905"/>
+            <wp:docPr id="310225894" name="Imagen 1"/>
+            <wp:cNvGraphicFramePr>
+              <a:graphicFrameLocks xmlns:a="http://schemas.openxmlformats.org/drawingml/2006/main" noChangeAspect="1"/>
+            </wp:cNvGraphicFramePr>
+            <a:graphic xmlns:a="http://schemas.openxmlformats.org/drawingml/2006/main">
+              <a:graphicData uri="http://schemas.openxmlformats.org/drawingml/2006/picture">
+                <pic:pic xmlns:pic="http://schemas.openxmlformats.org/drawingml/2006/picture">
+                  <pic:nvPicPr>
+                    <pic:cNvPr id="310225894" name=""/>
+                    <pic:cNvPicPr/>
+                  </pic:nvPicPr>
+                  <pic:blipFill>
+                    <a:blip r:embed="rId12"/>
+                    <a:stretch>
+                      <a:fillRect/>
+                    </a:stretch>
+                  </pic:blipFill>
+                  <pic:spPr>
+                    <a:xfrm>
+                      <a:off x="0" y="0"/>
+                      <a:ext cx="4146418" cy="3733559"/>
+                    </a:xfrm>
+                    <a:prstGeom prst="rect">
+                      <a:avLst/>
+                    </a:prstGeom>
+                  </pic:spPr>
+                </pic:pic>
+              </a:graphicData>
+            </a:graphic>
+          </wp:inline>
+        </w:drawing>
       </w:r>
     </w:p>
     <w:sectPr>
@@ -3063,6 +3345,7 @@
   <w:style w:type="character" w:default="1" w:styleId="Fuentedeprrafopredeter">
     <w:name w:val="Default Paragraph Font"/>
     <w:uiPriority w:val="1"/>
+    <w:semiHidden/>
     <w:unhideWhenUsed/>
   </w:style>
   <w:style w:type="table" w:default="1" w:styleId="Tablanormal">
